--- a/templates/2-auth-letter.docx
+++ b/templates/2-auth-letter.docx
@@ -74,7 +74,7 @@
           <w:color w:val="000000"/>
           <w:sz w:val="24"/>
         </w:rPr>
-        <w:t>{{甲方姓名}}，男，汉族，{{甲方出生日期}}</w:t>
+        <w:t>{{甲方姓名}}，{{甲方性别}}，{{甲方民族}}，{{甲方出生日期}}</w:t>
       </w:r>
       <w:r>
         <w:rPr>
@@ -387,7 +387,7 @@
           <w:sz w:val="24"/>
           <w:szCs w:val="22"/>
         </w:rPr>
-        <w:t>委托上列受委托人作为委托人与</w:t>
+        <w:t>委托上列受委托人作为{{甲方诉讼地位}}委托人与</w:t>
       </w:r>
       <w:r>
         <w:rPr>

--- a/templates/2-auth-letter.docx
+++ b/templates/2-auth-letter.docx
@@ -48,87 +48,16 @@
       </w:pPr>
       <w:r>
         <w:rPr>
-          <w:rFonts w:ascii="仿宋" w:eastAsia="仿宋" w:hAnsi="仿宋" w:cs="仿宋" w:hint="eastAsia"/>
-          <w:color w:val="000000"/>
-          <w:sz w:val="24"/>
-          <w:szCs w:val="24"/>
-          <w:shd w:val="clear" w:color="auto" w:fill="FFFFFF"/>
-        </w:rPr>
-        <w:t>委托人：</w:t>
-      </w:r>
-      <w:r>
-        <w:rPr>
           <w:rFonts w:ascii="华文仿宋" w:eastAsia="华文仿宋" w:hAnsi="华文仿宋" w:cs="华文仿宋" w:hint="eastAsia"/>
           <w:b/>
           <w:bCs/>
           <w:color w:val="000000"/>
           <w:sz w:val="24"/>
         </w:rPr>
-        <w:t xml:space="preserve"> </w:t>
-      </w:r>
-      <w:r>
-        <w:rPr>
-          <w:rFonts w:ascii="华文仿宋" w:eastAsia="华文仿宋" w:hAnsi="华文仿宋" w:cs="华文仿宋" w:hint="eastAsia"/>
-          <w:b/>
-          <w:bCs/>
-          <w:color w:val="000000"/>
-          <w:sz w:val="24"/>
-        </w:rPr>
-        <w:t>{{甲方姓名}}，{{甲方性别}}，{{甲方民族}}，{{甲方出生日期}}</w:t>
-      </w:r>
-      <w:r>
-        <w:rPr>
-          <w:rFonts w:ascii="华文仿宋" w:eastAsia="华文仿宋" w:hAnsi="华文仿宋" w:cs="华文仿宋"/>
-          <w:b/>
-          <w:bCs/>
-          <w:color w:val="000000"/>
-          <w:sz w:val="24"/>
-        </w:rPr>
-        <w:t/>
-      </w:r>
-      <w:r>
-        <w:rPr>
-          <w:rFonts w:ascii="华文仿宋" w:eastAsia="华文仿宋" w:hAnsi="华文仿宋" w:cs="华文仿宋" w:hint="eastAsia"/>
-          <w:b/>
-          <w:bCs/>
-          <w:color w:val="000000"/>
-          <w:sz w:val="24"/>
-        </w:rPr>
-        <w:t>出生。</w:t>
-      </w:r>
-    </w:p>
-    <w:p>
-      <w:pPr>
-        <w:spacing w:line="312" w:lineRule="auto"/>
-        <w:rPr>
-          <w:rFonts w:ascii="仿宋" w:eastAsia="仿宋" w:hAnsi="仿宋" w:cs="仿宋" w:hint="eastAsia"/>
-          <w:color w:val="000000"/>
-          <w:sz w:val="24"/>
-          <w:szCs w:val="24"/>
-          <w:shd w:val="clear" w:color="auto" w:fill="FFFFFF"/>
-        </w:rPr>
-      </w:pPr>
-      <w:r>
-        <w:rPr>
-          <w:rFonts w:ascii="仿宋" w:eastAsia="仿宋" w:hAnsi="仿宋" w:cs="仿宋" w:hint="eastAsia"/>
-          <w:color w:val="000000"/>
-          <w:sz w:val="24"/>
-          <w:szCs w:val="24"/>
-          <w:shd w:val="clear" w:color="auto" w:fill="FFFFFF"/>
-        </w:rPr>
-        <w:t>地址：</w:t>
-      </w:r>
-      <w:r>
-        <w:rPr>
-          <w:rFonts w:ascii="仿宋" w:eastAsia="仿宋" w:hAnsi="仿宋" w:cs="仿宋" w:hint="eastAsia"/>
-          <w:color w:val="000000"/>
-          <w:sz w:val="24"/>
-          <w:szCs w:val="24"/>
-          <w:shd w:val="clear" w:color="auto" w:fill="FFFFFF"/>
-        </w:rPr>
-        <w:t>{{甲方住址}}</w:t>
-      </w:r>
-    </w:p>
+        <w:t>{{委托人信息}}</w:t>
+      </w:r>
+    </w:p>
+    &gt;
     <w:p>
       <w:pPr>
         <w:spacing w:line="312" w:lineRule="auto"/>
